--- a/S1-CL3-Cloud-Infrastructure-Improvement/assessments/AT3/AT3-Implement-Student.docx
+++ b/S1-CL3-Cloud-Infrastructure-Improvement/assessments/AT3/AT3-Implement-Student.docx
@@ -561,7 +561,7 @@
               <w:pStyle w:val="Assessortext"/>
             </w:pPr>
             <w:r>
-              <w:t>• Monitoring and measuring the deployed architecture against the performance metrics and business goals; testing and demonstrating security, reliability, scalability and cost optimisation on the whole deployed system (including a failover demonstration and a scale-out demonstration).</w:t>
+              <w:t>• Monitoring and measuring the deployed architecture against the performance metrics and business goals; testing and demonstrating security, reliability, scalability and cost optimisation on the whole deployed system (including, for reliability, an application-tier failover demonstration and a database backup/restore and DR demonstration, and a scale-out demonstration for scalability).</w:t>
             </w:r>
           </w:p>
           <w:p>
@@ -1075,7 +1075,7 @@
           </w:tcPr>
           <w:p>
             <w:r>
-              <w:t>E3 — Test and demonstrate: tests and demonstrates security, reliability, scalability and cost optimisation on the deployed resources — including a reliability (failover) demonstration and a scalability (scale-out) demonstration on the whole system.</w:t>
+              <w:t>E3 — Test and demonstrate: tests and demonstrates security, reliability, scalability and cost optimisation on the deployed resources — for reliability, an application-tier failover demonstration (terminate an instance; the Auto Scaling group recovers across AZs) and a database backup/restore and cross-Region DR demonstration (the database is single-instance — no Multi-AZ failover); and a scalability (scale-out) demonstration on the whole system.</w:t>
             </w:r>
           </w:p>
         </w:tc>
@@ -1361,7 +1361,7 @@
         <w:pStyle w:val="Assessortext"/>
       </w:pPr>
       <w:r>
-        <w:t>• Tested and demonstrated all four optimisation concerns on the whole system — security, reliability (a failover demonstration), scalability (a scale-out demonstration), and cost optimisation.</w:t>
+        <w:t>• Tested and demonstrated all four optimisation concerns on the whole system — security, reliability (an application-tier failover demonstration plus a database backup/restore and DR demonstration), scalability (a scale-out demonstration), and cost optimisation.</w:t>
       </w:r>
     </w:p>
     <w:p>
@@ -1409,7 +1409,7 @@
         <w:pStyle w:val="Assessortext"/>
       </w:pPr>
       <w:r>
-        <w:t>Demonstrate, don't just describe. Reliability and scalability need to be shown — trigger a failover and a scale-out and capture the evidence.</w:t>
+        <w:t>Demonstrate, don't just describe. Reliability and scalability need to be shown — trigger an application-tier failover (terminate an instance and watch the ASG recover across AZs), run a database restore / DR drill, and trigger a scale-out, capturing the evidence for each.</w:t>
       </w:r>
     </w:p>
     <w:p>
